--- a/practicas/practica 9/Práctica N9 David Franz Soliz Ortega.docx
+++ b/practicas/practica 9/Práctica N9 David Franz Soliz Ortega.docx
@@ -117,7 +117,7 @@
     </w:p>
     <w:tbl>
       <w:tblPr>
-        <w:tblW w:w="9746" w:type="dxa"/>
+        <w:tblW w:w="10260" w:type="dxa"/>
         <w:tblBorders>
           <w:top w:val="single" w:sz="4" w:space="0" w:color="auto"/>
           <w:left w:val="single" w:sz="4" w:space="0" w:color="auto"/>
@@ -133,8 +133,8 @@
         <w:tblLook w:val="04A0" w:firstRow="1" w:lastRow="0" w:firstColumn="1" w:lastColumn="0" w:noHBand="0" w:noVBand="1"/>
       </w:tblPr>
       <w:tblGrid>
-        <w:gridCol w:w="2600"/>
-        <w:gridCol w:w="7146"/>
+        <w:gridCol w:w="1281"/>
+        <w:gridCol w:w="8979"/>
       </w:tblGrid>
       <w:tr>
         <w:tblPrEx>
@@ -143,9 +143,12 @@
             <w:bottom w:w="0" w:type="dxa"/>
           </w:tblCellMar>
         </w:tblPrEx>
-        <w:tc>
-          <w:tcPr>
-            <w:tcW w:w="2600" w:type="dxa"/>
+        <w:trPr>
+          <w:trHeight w:val="393"/>
+        </w:trPr>
+        <w:tc>
+          <w:tcPr>
+            <w:tcW w:w="1203" w:type="dxa"/>
             <w:shd w:val="clear" w:color="auto" w:fill="E7EEF3"/>
             <w:tcMar>
               <w:top w:w="60" w:type="dxa"/>
@@ -169,7 +172,7 @@
         </w:tc>
         <w:tc>
           <w:tcPr>
-            <w:tcW w:w="7146" w:type="dxa"/>
+            <w:tcW w:w="9057" w:type="dxa"/>
             <w:tcMar>
               <w:top w:w="60" w:type="dxa"/>
               <w:left w:w="100" w:type="dxa"/>
@@ -192,9 +195,12 @@
             <w:bottom w:w="0" w:type="dxa"/>
           </w:tblCellMar>
         </w:tblPrEx>
-        <w:tc>
-          <w:tcPr>
-            <w:tcW w:w="2600" w:type="dxa"/>
+        <w:trPr>
+          <w:trHeight w:val="597"/>
+        </w:trPr>
+        <w:tc>
+          <w:tcPr>
+            <w:tcW w:w="1203" w:type="dxa"/>
             <w:shd w:val="clear" w:color="auto" w:fill="E7EEF3"/>
             <w:tcMar>
               <w:top w:w="60" w:type="dxa"/>
@@ -218,7 +224,7 @@
         </w:tc>
         <w:tc>
           <w:tcPr>
-            <w:tcW w:w="7146" w:type="dxa"/>
+            <w:tcW w:w="9057" w:type="dxa"/>
             <w:tcMar>
               <w:top w:w="60" w:type="dxa"/>
               <w:left w:w="100" w:type="dxa"/>
@@ -241,9 +247,12 @@
             <w:bottom w:w="0" w:type="dxa"/>
           </w:tblCellMar>
         </w:tblPrEx>
-        <w:tc>
-          <w:tcPr>
-            <w:tcW w:w="2600" w:type="dxa"/>
+        <w:trPr>
+          <w:trHeight w:val="408"/>
+        </w:trPr>
+        <w:tc>
+          <w:tcPr>
+            <w:tcW w:w="1203" w:type="dxa"/>
             <w:shd w:val="clear" w:color="auto" w:fill="E7EEF3"/>
             <w:tcMar>
               <w:top w:w="60" w:type="dxa"/>
@@ -267,7 +276,7 @@
         </w:tc>
         <w:tc>
           <w:tcPr>
-            <w:tcW w:w="7146" w:type="dxa"/>
+            <w:tcW w:w="9057" w:type="dxa"/>
             <w:tcMar>
               <w:top w:w="60" w:type="dxa"/>
               <w:left w:w="100" w:type="dxa"/>
@@ -290,9 +299,12 @@
             <w:bottom w:w="0" w:type="dxa"/>
           </w:tblCellMar>
         </w:tblPrEx>
-        <w:tc>
-          <w:tcPr>
-            <w:tcW w:w="2600" w:type="dxa"/>
+        <w:trPr>
+          <w:trHeight w:val="393"/>
+        </w:trPr>
+        <w:tc>
+          <w:tcPr>
+            <w:tcW w:w="1203" w:type="dxa"/>
             <w:shd w:val="clear" w:color="auto" w:fill="E7EEF3"/>
             <w:tcMar>
               <w:top w:w="60" w:type="dxa"/>
@@ -316,7 +328,7 @@
         </w:tc>
         <w:tc>
           <w:tcPr>
-            <w:tcW w:w="7146" w:type="dxa"/>
+            <w:tcW w:w="9057" w:type="dxa"/>
             <w:tcMar>
               <w:top w:w="60" w:type="dxa"/>
               <w:left w:w="100" w:type="dxa"/>
@@ -339,9 +351,12 @@
             <w:bottom w:w="0" w:type="dxa"/>
           </w:tblCellMar>
         </w:tblPrEx>
-        <w:tc>
-          <w:tcPr>
-            <w:tcW w:w="2600" w:type="dxa"/>
+        <w:trPr>
+          <w:trHeight w:val="1195"/>
+        </w:trPr>
+        <w:tc>
+          <w:tcPr>
+            <w:tcW w:w="1203" w:type="dxa"/>
             <w:shd w:val="clear" w:color="auto" w:fill="E7EEF3"/>
             <w:tcMar>
               <w:top w:w="60" w:type="dxa"/>
@@ -385,16 +400,41 @@
         </w:tc>
         <w:tc>
           <w:tcPr>
-            <w:tcW w:w="7146" w:type="dxa"/>
-            <w:tcMar>
-              <w:top w:w="60" w:type="dxa"/>
-              <w:left w:w="100" w:type="dxa"/>
-              <w:bottom w:w="60" w:type="dxa"/>
-              <w:right w:w="100" w:type="dxa"/>
-            </w:tcMar>
-            <w:vAlign w:val="center"/>
-          </w:tcPr>
-          <w:p/>
+            <w:tcW w:w="9057" w:type="dxa"/>
+            <w:tcMar>
+              <w:top w:w="60" w:type="dxa"/>
+              <w:left w:w="100" w:type="dxa"/>
+              <w:bottom w:w="60" w:type="dxa"/>
+              <w:right w:w="100" w:type="dxa"/>
+            </w:tcMar>
+            <w:vAlign w:val="center"/>
+          </w:tcPr>
+          <w:p>
+            <w:r>
+              <w:t>Windows 10 64bits,</w:t>
+            </w:r>
+          </w:p>
+          <w:p>
+            <w:r>
+              <w:t xml:space="preserve">Docker </w:t>
+            </w:r>
+            <w:proofErr w:type="spellStart"/>
+            <w:r>
+              <w:t>version</w:t>
+            </w:r>
+            <w:proofErr w:type="spellEnd"/>
+            <w:r>
+              <w:t xml:space="preserve"> 29.7.2, </w:t>
+            </w:r>
+            <w:proofErr w:type="spellStart"/>
+            <w:r>
+              <w:t>build</w:t>
+            </w:r>
+            <w:proofErr w:type="spellEnd"/>
+            <w:r>
+              <w:t xml:space="preserve"> a7dcaa6</w:t>
+            </w:r>
+          </w:p>
         </w:tc>
       </w:tr>
       <w:tr>
@@ -404,9 +444,12 @@
             <w:bottom w:w="0" w:type="dxa"/>
           </w:tblCellMar>
         </w:tblPrEx>
-        <w:tc>
-          <w:tcPr>
-            <w:tcW w:w="2600" w:type="dxa"/>
+        <w:trPr>
+          <w:trHeight w:val="437"/>
+        </w:trPr>
+        <w:tc>
+          <w:tcPr>
+            <w:tcW w:w="1203" w:type="dxa"/>
             <w:shd w:val="clear" w:color="auto" w:fill="E7EEF3"/>
             <w:tcMar>
               <w:top w:w="60" w:type="dxa"/>
@@ -430,16 +473,30 @@
         </w:tc>
         <w:tc>
           <w:tcPr>
-            <w:tcW w:w="7146" w:type="dxa"/>
-            <w:tcMar>
-              <w:top w:w="60" w:type="dxa"/>
-              <w:left w:w="100" w:type="dxa"/>
-              <w:bottom w:w="60" w:type="dxa"/>
-              <w:right w:w="100" w:type="dxa"/>
-            </w:tcMar>
-            <w:vAlign w:val="center"/>
-          </w:tcPr>
-          <w:p/>
+            <w:tcW w:w="9057" w:type="dxa"/>
+            <w:tcMar>
+              <w:top w:w="60" w:type="dxa"/>
+              <w:left w:w="100" w:type="dxa"/>
+              <w:bottom w:w="60" w:type="dxa"/>
+              <w:right w:w="100" w:type="dxa"/>
+            </w:tcMar>
+            <w:vAlign w:val="center"/>
+          </w:tcPr>
+          <w:p>
+            <w:pPr>
+              <w:rPr>
+                <w:sz w:val="18"/>
+                <w:szCs w:val="18"/>
+              </w:rPr>
+            </w:pPr>
+            <w:r>
+              <w:rPr>
+                <w:sz w:val="18"/>
+                <w:szCs w:val="18"/>
+              </w:rPr>
+              <w:t>https://github.com/David-Franz-Soliz-Ortega/MicroServiciosDFSO/tree/27a450b9090811bd961335d0fbebe857ab15ef50/practicas/practica%209</w:t>
+            </w:r>
+          </w:p>
         </w:tc>
       </w:tr>
     </w:tbl>
@@ -781,7 +838,11 @@
             </w:tcMar>
             <w:vAlign w:val="center"/>
           </w:tcPr>
-          <w:p/>
+          <w:p>
+            <w:r>
+              <w:t>X</w:t>
+            </w:r>
+          </w:p>
         </w:tc>
       </w:tr>
       <w:tr>
@@ -865,7 +926,11 @@
             </w:tcMar>
             <w:vAlign w:val="center"/>
           </w:tcPr>
-          <w:p/>
+          <w:p>
+            <w:r>
+              <w:t>X</w:t>
+            </w:r>
+          </w:p>
         </w:tc>
       </w:tr>
       <w:tr>
@@ -974,7 +1039,11 @@
             </w:tcMar>
             <w:vAlign w:val="center"/>
           </w:tcPr>
-          <w:p/>
+          <w:p>
+            <w:r>
+              <w:t>X</w:t>
+            </w:r>
+          </w:p>
         </w:tc>
       </w:tr>
       <w:tr>
@@ -1067,7 +1136,11 @@
             </w:tcMar>
             <w:vAlign w:val="center"/>
           </w:tcPr>
-          <w:p/>
+          <w:p>
+            <w:r>
+              <w:t>X</w:t>
+            </w:r>
+          </w:p>
         </w:tc>
       </w:tr>
       <w:tr>
@@ -1151,7 +1224,11 @@
             </w:tcMar>
             <w:vAlign w:val="center"/>
           </w:tcPr>
-          <w:p/>
+          <w:p>
+            <w:r>
+              <w:t>X</w:t>
+            </w:r>
+          </w:p>
         </w:tc>
       </w:tr>
       <w:tr>
@@ -1235,7 +1312,11 @@
             </w:tcMar>
             <w:vAlign w:val="center"/>
           </w:tcPr>
-          <w:p/>
+          <w:p>
+            <w:r>
+              <w:t>X</w:t>
+            </w:r>
+          </w:p>
         </w:tc>
       </w:tr>
       <w:tr>
@@ -1319,7 +1400,11 @@
             </w:tcMar>
             <w:vAlign w:val="center"/>
           </w:tcPr>
-          <w:p/>
+          <w:p>
+            <w:r>
+              <w:t>X</w:t>
+            </w:r>
+          </w:p>
         </w:tc>
       </w:tr>
       <w:tr>
